--- a/BCB_Comprometimento/Output/Plots/chapter_4_1/VAR_export_table.docx
+++ b/BCB_Comprometimento/Output/Plots/chapter_4_1/VAR_export_table.docx
@@ -14,12 +14,12 @@
         <w:tblLook w:val="0000" w:firstRow="0" w:lastRow="0" w:firstColumn="0" w:lastColumn="0" w:noHBand="0" w:noVBand="0"/>
       </w:tblPr>
       <w:tblGrid>
-        <w:gridCol w:w="2539"/>
+        <w:gridCol w:w="2524"/>
         <w:gridCol w:w="1071"/>
-        <w:gridCol w:w="1562"/>
+        <w:gridCol w:w="1555"/>
         <w:gridCol w:w="395"/>
-        <w:gridCol w:w="1135"/>
-        <w:gridCol w:w="2256"/>
+        <w:gridCol w:w="1172"/>
+        <w:gridCol w:w="2241"/>
       </w:tblGrid>
       <w:tr>
         <w:trPr>
@@ -240,82 +240,82 @@
                 <w:rFonts w:ascii="Calibri" w:hAnsi="Calibri"/>
                 <w:sz w:val="20"/>
               </w:rPr>
-              <w:t>0.975</w:t>
-            </w:r>
-          </w:p>
-        </w:tc>
-        <w:tc>
-          <w:tcPr>
-            <w:tcW w:w="0" w:type="auto"/>
-            <w:tcBorders>
-              <w:top w:val="single" w:sz="0" w:space="0" w:color="D3D3D3"/>
-              <w:left w:val="single" w:sz="0" w:space="0" w:color="D3D3D3"/>
-              <w:bottom w:val="single" w:sz="0" w:space="0" w:color="D3D3D3"/>
-              <w:right w:val="single" w:sz="0" w:space="0" w:color="D3D3D3"/>
-            </w:tcBorders>
-          </w:tcPr>
-          <w:p>
-            <w:pPr>
-              <w:keepNext/>
-              <w:spacing w:after="60"/>
-              <w:jc w:val="right"/>
-            </w:pPr>
-            <w:r>
-              <w:rPr>
-                <w:rFonts w:ascii="Calibri" w:hAnsi="Calibri"/>
-                <w:sz w:val="20"/>
-              </w:rPr>
-              <w:t>4</w:t>
-            </w:r>
-          </w:p>
-        </w:tc>
-        <w:tc>
-          <w:tcPr>
-            <w:tcW w:w="0" w:type="auto"/>
-            <w:tcBorders>
-              <w:top w:val="single" w:sz="0" w:space="0" w:color="D3D3D3"/>
-              <w:left w:val="single" w:sz="0" w:space="0" w:color="D3D3D3"/>
-              <w:bottom w:val="single" w:sz="0" w:space="0" w:color="D3D3D3"/>
-              <w:right w:val="single" w:sz="0" w:space="0" w:color="D3D3D3"/>
-            </w:tcBorders>
-          </w:tcPr>
-          <w:p>
-            <w:pPr>
-              <w:keepNext/>
-              <w:spacing w:after="60"/>
-              <w:jc w:val="right"/>
-            </w:pPr>
-            <w:r>
-              <w:rPr>
-                <w:rFonts w:ascii="Calibri" w:hAnsi="Calibri"/>
-                <w:sz w:val="20"/>
-              </w:rPr>
-              <w:t>1</w:t>
-            </w:r>
-          </w:p>
-        </w:tc>
-        <w:tc>
-          <w:tcPr>
-            <w:tcW w:w="0" w:type="auto"/>
-            <w:tcBorders>
-              <w:top w:val="single" w:sz="0" w:space="0" w:color="D3D3D3"/>
-              <w:left w:val="single" w:sz="0" w:space="0" w:color="D3D3D3"/>
-              <w:bottom w:val="single" w:sz="0" w:space="0" w:color="D3D3D3"/>
-              <w:right w:val="single" w:sz="0" w:space="0" w:color="D3D3D3"/>
-            </w:tcBorders>
-          </w:tcPr>
-          <w:p>
-            <w:pPr>
-              <w:keepNext/>
-              <w:spacing w:after="60"/>
-              <w:jc w:val="right"/>
-            </w:pPr>
-            <w:r>
-              <w:rPr>
-                <w:rFonts w:ascii="Calibri" w:hAnsi="Calibri"/>
-                <w:sz w:val="20"/>
-              </w:rPr>
-              <w:t>0.002</w:t>
+              <w:t>0.986</w:t>
+            </w:r>
+          </w:p>
+        </w:tc>
+        <w:tc>
+          <w:tcPr>
+            <w:tcW w:w="0" w:type="auto"/>
+            <w:tcBorders>
+              <w:top w:val="single" w:sz="0" w:space="0" w:color="D3D3D3"/>
+              <w:left w:val="single" w:sz="0" w:space="0" w:color="D3D3D3"/>
+              <w:bottom w:val="single" w:sz="0" w:space="0" w:color="D3D3D3"/>
+              <w:right w:val="single" w:sz="0" w:space="0" w:color="D3D3D3"/>
+            </w:tcBorders>
+          </w:tcPr>
+          <w:p>
+            <w:pPr>
+              <w:keepNext/>
+              <w:spacing w:after="60"/>
+              <w:jc w:val="right"/>
+            </w:pPr>
+            <w:r>
+              <w:rPr>
+                <w:rFonts w:ascii="Calibri" w:hAnsi="Calibri"/>
+                <w:sz w:val="20"/>
+              </w:rPr>
+              <w:t>2</w:t>
+            </w:r>
+          </w:p>
+        </w:tc>
+        <w:tc>
+          <w:tcPr>
+            <w:tcW w:w="0" w:type="auto"/>
+            <w:tcBorders>
+              <w:top w:val="single" w:sz="0" w:space="0" w:color="D3D3D3"/>
+              <w:left w:val="single" w:sz="0" w:space="0" w:color="D3D3D3"/>
+              <w:bottom w:val="single" w:sz="0" w:space="0" w:color="D3D3D3"/>
+              <w:right w:val="single" w:sz="0" w:space="0" w:color="D3D3D3"/>
+            </w:tcBorders>
+          </w:tcPr>
+          <w:p>
+            <w:pPr>
+              <w:keepNext/>
+              <w:spacing w:after="60"/>
+              <w:jc w:val="right"/>
+            </w:pPr>
+            <w:r>
+              <w:rPr>
+                <w:rFonts w:ascii="Calibri" w:hAnsi="Calibri"/>
+                <w:sz w:val="20"/>
+              </w:rPr>
+              <w:t>1.0000000</w:t>
+            </w:r>
+          </w:p>
+        </w:tc>
+        <w:tc>
+          <w:tcPr>
+            <w:tcW w:w="0" w:type="auto"/>
+            <w:tcBorders>
+              <w:top w:val="single" w:sz="0" w:space="0" w:color="D3D3D3"/>
+              <w:left w:val="single" w:sz="0" w:space="0" w:color="D3D3D3"/>
+              <w:bottom w:val="single" w:sz="0" w:space="0" w:color="D3D3D3"/>
+              <w:right w:val="single" w:sz="0" w:space="0" w:color="D3D3D3"/>
+            </w:tcBorders>
+          </w:tcPr>
+          <w:p>
+            <w:pPr>
+              <w:keepNext/>
+              <w:spacing w:after="60"/>
+              <w:jc w:val="right"/>
+            </w:pPr>
+            <w:r>
+              <w:rPr>
+                <w:rFonts w:ascii="Calibri" w:hAnsi="Calibri"/>
+                <w:sz w:val="20"/>
+              </w:rPr>
+              <w:t>0.001</w:t>
             </w:r>
           </w:p>
         </w:tc>
@@ -394,57 +394,57 @@
                 <w:rFonts w:ascii="Calibri" w:hAnsi="Calibri"/>
                 <w:sz w:val="20"/>
               </w:rPr>
-              <w:t>0.981</w:t>
-            </w:r>
-          </w:p>
-        </w:tc>
-        <w:tc>
-          <w:tcPr>
-            <w:tcW w:w="0" w:type="auto"/>
-            <w:tcBorders>
-              <w:top w:val="single" w:sz="0" w:space="0" w:color="D3D3D3"/>
-              <w:left w:val="single" w:sz="0" w:space="0" w:color="D3D3D3"/>
-              <w:bottom w:val="single" w:sz="0" w:space="0" w:color="D3D3D3"/>
-              <w:right w:val="single" w:sz="0" w:space="0" w:color="D3D3D3"/>
-            </w:tcBorders>
-          </w:tcPr>
-          <w:p>
-            <w:pPr>
-              <w:keepNext/>
-              <w:spacing w:after="60"/>
-              <w:jc w:val="right"/>
-            </w:pPr>
-            <w:r>
-              <w:rPr>
-                <w:rFonts w:ascii="Calibri" w:hAnsi="Calibri"/>
-                <w:sz w:val="20"/>
-              </w:rPr>
-              <w:t>4</w:t>
-            </w:r>
-          </w:p>
-        </w:tc>
-        <w:tc>
-          <w:tcPr>
-            <w:tcW w:w="0" w:type="auto"/>
-            <w:tcBorders>
-              <w:top w:val="single" w:sz="0" w:space="0" w:color="D3D3D3"/>
-              <w:left w:val="single" w:sz="0" w:space="0" w:color="D3D3D3"/>
-              <w:bottom w:val="single" w:sz="0" w:space="0" w:color="D3D3D3"/>
-              <w:right w:val="single" w:sz="0" w:space="0" w:color="D3D3D3"/>
-            </w:tcBorders>
-          </w:tcPr>
-          <w:p>
-            <w:pPr>
-              <w:keepNext/>
-              <w:spacing w:after="60"/>
-              <w:jc w:val="right"/>
-            </w:pPr>
-            <w:r>
-              <w:rPr>
-                <w:rFonts w:ascii="Calibri" w:hAnsi="Calibri"/>
-                <w:sz w:val="20"/>
-              </w:rPr>
-              <w:t>1</w:t>
+              <w:t>0.978</w:t>
+            </w:r>
+          </w:p>
+        </w:tc>
+        <w:tc>
+          <w:tcPr>
+            <w:tcW w:w="0" w:type="auto"/>
+            <w:tcBorders>
+              <w:top w:val="single" w:sz="0" w:space="0" w:color="D3D3D3"/>
+              <w:left w:val="single" w:sz="0" w:space="0" w:color="D3D3D3"/>
+              <w:bottom w:val="single" w:sz="0" w:space="0" w:color="D3D3D3"/>
+              <w:right w:val="single" w:sz="0" w:space="0" w:color="D3D3D3"/>
+            </w:tcBorders>
+          </w:tcPr>
+          <w:p>
+            <w:pPr>
+              <w:keepNext/>
+              <w:spacing w:after="60"/>
+              <w:jc w:val="right"/>
+            </w:pPr>
+            <w:r>
+              <w:rPr>
+                <w:rFonts w:ascii="Calibri" w:hAnsi="Calibri"/>
+                <w:sz w:val="20"/>
+              </w:rPr>
+              <w:t>3</w:t>
+            </w:r>
+          </w:p>
+        </w:tc>
+        <w:tc>
+          <w:tcPr>
+            <w:tcW w:w="0" w:type="auto"/>
+            <w:tcBorders>
+              <w:top w:val="single" w:sz="0" w:space="0" w:color="D3D3D3"/>
+              <w:left w:val="single" w:sz="0" w:space="0" w:color="D3D3D3"/>
+              <w:bottom w:val="single" w:sz="0" w:space="0" w:color="D3D3D3"/>
+              <w:right w:val="single" w:sz="0" w:space="0" w:color="D3D3D3"/>
+            </w:tcBorders>
+          </w:tcPr>
+          <w:p>
+            <w:pPr>
+              <w:keepNext/>
+              <w:spacing w:after="60"/>
+              <w:jc w:val="right"/>
+            </w:pPr>
+            <w:r>
+              <w:rPr>
+                <w:rFonts w:ascii="Calibri" w:hAnsi="Calibri"/>
+                <w:sz w:val="20"/>
+              </w:rPr>
+              <w:t>1.0000000</w:t>
             </w:r>
           </w:p>
         </w:tc>
@@ -499,7 +499,7 @@
                 <w:rFonts w:ascii="Calibri" w:hAnsi="Calibri"/>
                 <w:sz w:val="20"/>
               </w:rPr>
-              <w:t>Cartão de Crédito</w:t>
+              <w:t>CC parcelado sem juros</w:t>
             </w:r>
           </w:p>
         </w:tc>
@@ -548,7 +548,7 @@
                 <w:rFonts w:ascii="Calibri" w:hAnsi="Calibri"/>
                 <w:sz w:val="20"/>
               </w:rPr>
-              <w:t>1.002</w:t>
+              <w:t>0.998</w:t>
             </w:r>
           </w:p>
         </w:tc>
@@ -598,32 +598,32 @@
                 <w:rFonts w:ascii="Calibri" w:hAnsi="Calibri"/>
                 <w:sz w:val="20"/>
               </w:rPr>
-              <w:t>1</w:t>
-            </w:r>
-          </w:p>
-        </w:tc>
-        <w:tc>
-          <w:tcPr>
-            <w:tcW w:w="0" w:type="auto"/>
-            <w:tcBorders>
-              <w:top w:val="single" w:sz="0" w:space="0" w:color="D3D3D3"/>
-              <w:left w:val="single" w:sz="0" w:space="0" w:color="D3D3D3"/>
-              <w:bottom w:val="single" w:sz="0" w:space="0" w:color="D3D3D3"/>
-              <w:right w:val="single" w:sz="0" w:space="0" w:color="D3D3D3"/>
-            </w:tcBorders>
-          </w:tcPr>
-          <w:p>
-            <w:pPr>
-              <w:keepNext/>
-              <w:spacing w:after="60"/>
-              <w:jc w:val="right"/>
-            </w:pPr>
-            <w:r>
-              <w:rPr>
-                <w:rFonts w:ascii="Calibri" w:hAnsi="Calibri"/>
-                <w:sz w:val="20"/>
-              </w:rPr>
-              <w:t>0.022</w:t>
+              <w:t>0.5757668</w:t>
+            </w:r>
+          </w:p>
+        </w:tc>
+        <w:tc>
+          <w:tcPr>
+            <w:tcW w:w="0" w:type="auto"/>
+            <w:tcBorders>
+              <w:top w:val="single" w:sz="0" w:space="0" w:color="D3D3D3"/>
+              <w:left w:val="single" w:sz="0" w:space="0" w:color="D3D3D3"/>
+              <w:bottom w:val="single" w:sz="0" w:space="0" w:color="D3D3D3"/>
+              <w:right w:val="single" w:sz="0" w:space="0" w:color="D3D3D3"/>
+            </w:tcBorders>
+          </w:tcPr>
+          <w:p>
+            <w:pPr>
+              <w:keepNext/>
+              <w:spacing w:after="60"/>
+              <w:jc w:val="right"/>
+            </w:pPr>
+            <w:r>
+              <w:rPr>
+                <w:rFonts w:ascii="Calibri" w:hAnsi="Calibri"/>
+                <w:sz w:val="20"/>
+              </w:rPr>
+              <w:t>0.021</w:t>
             </w:r>
           </w:p>
         </w:tc>
@@ -653,7 +653,7 @@
                 <w:rFonts w:ascii="Calibri" w:hAnsi="Calibri"/>
                 <w:sz w:val="20"/>
               </w:rPr>
-              <w:t>Cartão de Crédito</w:t>
+              <w:t>CC parcelado sem juros</w:t>
             </w:r>
           </w:p>
         </w:tc>
@@ -702,82 +702,82 @@
                 <w:rFonts w:ascii="Calibri" w:hAnsi="Calibri"/>
                 <w:sz w:val="20"/>
               </w:rPr>
-              <w:t>0.989</w:t>
-            </w:r>
-          </w:p>
-        </w:tc>
-        <w:tc>
-          <w:tcPr>
-            <w:tcW w:w="0" w:type="auto"/>
-            <w:tcBorders>
-              <w:top w:val="single" w:sz="0" w:space="0" w:color="D3D3D3"/>
-              <w:left w:val="single" w:sz="0" w:space="0" w:color="D3D3D3"/>
-              <w:bottom w:val="single" w:sz="0" w:space="0" w:color="D3D3D3"/>
-              <w:right w:val="single" w:sz="0" w:space="0" w:color="D3D3D3"/>
-            </w:tcBorders>
-          </w:tcPr>
-          <w:p>
-            <w:pPr>
-              <w:keepNext/>
-              <w:spacing w:after="60"/>
-              <w:jc w:val="right"/>
-            </w:pPr>
-            <w:r>
-              <w:rPr>
-                <w:rFonts w:ascii="Calibri" w:hAnsi="Calibri"/>
-                <w:sz w:val="20"/>
-              </w:rPr>
-              <w:t>5</w:t>
-            </w:r>
-          </w:p>
-        </w:tc>
-        <w:tc>
-          <w:tcPr>
-            <w:tcW w:w="0" w:type="auto"/>
-            <w:tcBorders>
-              <w:top w:val="single" w:sz="0" w:space="0" w:color="D3D3D3"/>
-              <w:left w:val="single" w:sz="0" w:space="0" w:color="D3D3D3"/>
-              <w:bottom w:val="single" w:sz="0" w:space="0" w:color="D3D3D3"/>
-              <w:right w:val="single" w:sz="0" w:space="0" w:color="D3D3D3"/>
-            </w:tcBorders>
-          </w:tcPr>
-          <w:p>
-            <w:pPr>
-              <w:keepNext/>
-              <w:spacing w:after="60"/>
-              <w:jc w:val="right"/>
-            </w:pPr>
-            <w:r>
-              <w:rPr>
-                <w:rFonts w:ascii="Calibri" w:hAnsi="Calibri"/>
-                <w:sz w:val="20"/>
-              </w:rPr>
-              <w:t>1</w:t>
-            </w:r>
-          </w:p>
-        </w:tc>
-        <w:tc>
-          <w:tcPr>
-            <w:tcW w:w="0" w:type="auto"/>
-            <w:tcBorders>
-              <w:top w:val="single" w:sz="0" w:space="0" w:color="D3D3D3"/>
-              <w:left w:val="single" w:sz="0" w:space="0" w:color="D3D3D3"/>
-              <w:bottom w:val="single" w:sz="0" w:space="0" w:color="D3D3D3"/>
-              <w:right w:val="single" w:sz="0" w:space="0" w:color="D3D3D3"/>
-            </w:tcBorders>
-          </w:tcPr>
-          <w:p>
-            <w:pPr>
-              <w:keepNext/>
-              <w:spacing w:after="60"/>
-              <w:jc w:val="right"/>
-            </w:pPr>
-            <w:r>
-              <w:rPr>
-                <w:rFonts w:ascii="Calibri" w:hAnsi="Calibri"/>
-                <w:sz w:val="20"/>
-              </w:rPr>
-              <w:t>0.001</w:t>
+              <w:t>0.998</w:t>
+            </w:r>
+          </w:p>
+        </w:tc>
+        <w:tc>
+          <w:tcPr>
+            <w:tcW w:w="0" w:type="auto"/>
+            <w:tcBorders>
+              <w:top w:val="single" w:sz="0" w:space="0" w:color="D3D3D3"/>
+              <w:left w:val="single" w:sz="0" w:space="0" w:color="D3D3D3"/>
+              <w:bottom w:val="single" w:sz="0" w:space="0" w:color="D3D3D3"/>
+              <w:right w:val="single" w:sz="0" w:space="0" w:color="D3D3D3"/>
+            </w:tcBorders>
+          </w:tcPr>
+          <w:p>
+            <w:pPr>
+              <w:keepNext/>
+              <w:spacing w:after="60"/>
+              <w:jc w:val="right"/>
+            </w:pPr>
+            <w:r>
+              <w:rPr>
+                <w:rFonts w:ascii="Calibri" w:hAnsi="Calibri"/>
+                <w:sz w:val="20"/>
+              </w:rPr>
+              <w:t>4</w:t>
+            </w:r>
+          </w:p>
+        </w:tc>
+        <w:tc>
+          <w:tcPr>
+            <w:tcW w:w="0" w:type="auto"/>
+            <w:tcBorders>
+              <w:top w:val="single" w:sz="0" w:space="0" w:color="D3D3D3"/>
+              <w:left w:val="single" w:sz="0" w:space="0" w:color="D3D3D3"/>
+              <w:bottom w:val="single" w:sz="0" w:space="0" w:color="D3D3D3"/>
+              <w:right w:val="single" w:sz="0" w:space="0" w:color="D3D3D3"/>
+            </w:tcBorders>
+          </w:tcPr>
+          <w:p>
+            <w:pPr>
+              <w:keepNext/>
+              <w:spacing w:after="60"/>
+              <w:jc w:val="right"/>
+            </w:pPr>
+            <w:r>
+              <w:rPr>
+                <w:rFonts w:ascii="Calibri" w:hAnsi="Calibri"/>
+                <w:sz w:val="20"/>
+              </w:rPr>
+              <w:t>0.6542834</w:t>
+            </w:r>
+          </w:p>
+        </w:tc>
+        <w:tc>
+          <w:tcPr>
+            <w:tcW w:w="0" w:type="auto"/>
+            <w:tcBorders>
+              <w:top w:val="single" w:sz="0" w:space="0" w:color="D3D3D3"/>
+              <w:left w:val="single" w:sz="0" w:space="0" w:color="D3D3D3"/>
+              <w:bottom w:val="single" w:sz="0" w:space="0" w:color="D3D3D3"/>
+              <w:right w:val="single" w:sz="0" w:space="0" w:color="D3D3D3"/>
+            </w:tcBorders>
+          </w:tcPr>
+          <w:p>
+            <w:pPr>
+              <w:keepNext/>
+              <w:spacing w:after="60"/>
+              <w:jc w:val="right"/>
+            </w:pPr>
+            <w:r>
+              <w:rPr>
+                <w:rFonts w:ascii="Calibri" w:hAnsi="Calibri"/>
+                <w:sz w:val="20"/>
+              </w:rPr>
+              <w:t>0.003</w:t>
             </w:r>
           </w:p>
         </w:tc>
@@ -807,7 +807,7 @@
                 <w:rFonts w:ascii="Calibri" w:hAnsi="Calibri"/>
                 <w:sz w:val="20"/>
               </w:rPr>
-              <w:t>Cheque especial</w:t>
+              <w:t>CC parcelado</w:t>
             </w:r>
           </w:p>
         </w:tc>
@@ -856,82 +856,82 @@
                 <w:rFonts w:ascii="Calibri" w:hAnsi="Calibri"/>
                 <w:sz w:val="20"/>
               </w:rPr>
-              <w:t>0.991</w:t>
-            </w:r>
-          </w:p>
-        </w:tc>
-        <w:tc>
-          <w:tcPr>
-            <w:tcW w:w="0" w:type="auto"/>
-            <w:tcBorders>
-              <w:top w:val="single" w:sz="0" w:space="0" w:color="D3D3D3"/>
-              <w:left w:val="single" w:sz="0" w:space="0" w:color="D3D3D3"/>
-              <w:bottom w:val="single" w:sz="0" w:space="0" w:color="D3D3D3"/>
-              <w:right w:val="single" w:sz="0" w:space="0" w:color="D3D3D3"/>
-            </w:tcBorders>
-          </w:tcPr>
-          <w:p>
-            <w:pPr>
-              <w:keepNext/>
-              <w:spacing w:after="60"/>
-              <w:jc w:val="right"/>
-            </w:pPr>
-            <w:r>
-              <w:rPr>
-                <w:rFonts w:ascii="Calibri" w:hAnsi="Calibri"/>
-                <w:sz w:val="20"/>
-              </w:rPr>
-              <w:t>7</w:t>
-            </w:r>
-          </w:p>
-        </w:tc>
-        <w:tc>
-          <w:tcPr>
-            <w:tcW w:w="0" w:type="auto"/>
-            <w:tcBorders>
-              <w:top w:val="single" w:sz="0" w:space="0" w:color="D3D3D3"/>
-              <w:left w:val="single" w:sz="0" w:space="0" w:color="D3D3D3"/>
-              <w:bottom w:val="single" w:sz="0" w:space="0" w:color="D3D3D3"/>
-              <w:right w:val="single" w:sz="0" w:space="0" w:color="D3D3D3"/>
-            </w:tcBorders>
-          </w:tcPr>
-          <w:p>
-            <w:pPr>
-              <w:keepNext/>
-              <w:spacing w:after="60"/>
-              <w:jc w:val="right"/>
-            </w:pPr>
-            <w:r>
-              <w:rPr>
-                <w:rFonts w:ascii="Calibri" w:hAnsi="Calibri"/>
-                <w:sz w:val="20"/>
-              </w:rPr>
-              <w:t>1</w:t>
-            </w:r>
-          </w:p>
-        </w:tc>
-        <w:tc>
-          <w:tcPr>
-            <w:tcW w:w="0" w:type="auto"/>
-            <w:tcBorders>
-              <w:top w:val="single" w:sz="0" w:space="0" w:color="D3D3D3"/>
-              <w:left w:val="single" w:sz="0" w:space="0" w:color="D3D3D3"/>
-              <w:bottom w:val="single" w:sz="0" w:space="0" w:color="D3D3D3"/>
-              <w:right w:val="single" w:sz="0" w:space="0" w:color="D3D3D3"/>
-            </w:tcBorders>
-          </w:tcPr>
-          <w:p>
-            <w:pPr>
-              <w:keepNext/>
-              <w:spacing w:after="60"/>
-              <w:jc w:val="right"/>
-            </w:pPr>
-            <w:r>
-              <w:rPr>
-                <w:rFonts w:ascii="Calibri" w:hAnsi="Calibri"/>
-                <w:sz w:val="20"/>
-              </w:rPr>
-              <w:t>0.000</w:t>
+              <w:t>1.005</w:t>
+            </w:r>
+          </w:p>
+        </w:tc>
+        <w:tc>
+          <w:tcPr>
+            <w:tcW w:w="0" w:type="auto"/>
+            <w:tcBorders>
+              <w:top w:val="single" w:sz="0" w:space="0" w:color="D3D3D3"/>
+              <w:left w:val="single" w:sz="0" w:space="0" w:color="D3D3D3"/>
+              <w:bottom w:val="single" w:sz="0" w:space="0" w:color="D3D3D3"/>
+              <w:right w:val="single" w:sz="0" w:space="0" w:color="D3D3D3"/>
+            </w:tcBorders>
+          </w:tcPr>
+          <w:p>
+            <w:pPr>
+              <w:keepNext/>
+              <w:spacing w:after="60"/>
+              <w:jc w:val="right"/>
+            </w:pPr>
+            <w:r>
+              <w:rPr>
+                <w:rFonts w:ascii="Calibri" w:hAnsi="Calibri"/>
+                <w:sz w:val="20"/>
+              </w:rPr>
+              <w:t>3</w:t>
+            </w:r>
+          </w:p>
+        </w:tc>
+        <w:tc>
+          <w:tcPr>
+            <w:tcW w:w="0" w:type="auto"/>
+            <w:tcBorders>
+              <w:top w:val="single" w:sz="0" w:space="0" w:color="D3D3D3"/>
+              <w:left w:val="single" w:sz="0" w:space="0" w:color="D3D3D3"/>
+              <w:bottom w:val="single" w:sz="0" w:space="0" w:color="D3D3D3"/>
+              <w:right w:val="single" w:sz="0" w:space="0" w:color="D3D3D3"/>
+            </w:tcBorders>
+          </w:tcPr>
+          <w:p>
+            <w:pPr>
+              <w:keepNext/>
+              <w:spacing w:after="60"/>
+              <w:jc w:val="right"/>
+            </w:pPr>
+            <w:r>
+              <w:rPr>
+                <w:rFonts w:ascii="Calibri" w:hAnsi="Calibri"/>
+                <w:sz w:val="20"/>
+              </w:rPr>
+              <w:t>1.0000000</w:t>
+            </w:r>
+          </w:p>
+        </w:tc>
+        <w:tc>
+          <w:tcPr>
+            <w:tcW w:w="0" w:type="auto"/>
+            <w:tcBorders>
+              <w:top w:val="single" w:sz="0" w:space="0" w:color="D3D3D3"/>
+              <w:left w:val="single" w:sz="0" w:space="0" w:color="D3D3D3"/>
+              <w:bottom w:val="single" w:sz="0" w:space="0" w:color="D3D3D3"/>
+              <w:right w:val="single" w:sz="0" w:space="0" w:color="D3D3D3"/>
+            </w:tcBorders>
+          </w:tcPr>
+          <w:p>
+            <w:pPr>
+              <w:keepNext/>
+              <w:spacing w:after="60"/>
+              <w:jc w:val="right"/>
+            </w:pPr>
+            <w:r>
+              <w:rPr>
+                <w:rFonts w:ascii="Calibri" w:hAnsi="Calibri"/>
+                <w:sz w:val="20"/>
+              </w:rPr>
+              <w:t>0.011</w:t>
             </w:r>
           </w:p>
         </w:tc>
@@ -961,7 +961,7 @@
                 <w:rFonts w:ascii="Calibri" w:hAnsi="Calibri"/>
                 <w:sz w:val="20"/>
               </w:rPr>
-              <w:t>Cheque especial</w:t>
+              <w:t>CC parcelado</w:t>
             </w:r>
           </w:p>
         </w:tc>
@@ -1010,82 +1010,82 @@
                 <w:rFonts w:ascii="Calibri" w:hAnsi="Calibri"/>
                 <w:sz w:val="20"/>
               </w:rPr>
-              <w:t>0.991</w:t>
-            </w:r>
-          </w:p>
-        </w:tc>
-        <w:tc>
-          <w:tcPr>
-            <w:tcW w:w="0" w:type="auto"/>
-            <w:tcBorders>
-              <w:top w:val="single" w:sz="0" w:space="0" w:color="D3D3D3"/>
-              <w:left w:val="single" w:sz="0" w:space="0" w:color="D3D3D3"/>
-              <w:bottom w:val="single" w:sz="0" w:space="0" w:color="D3D3D3"/>
-              <w:right w:val="single" w:sz="0" w:space="0" w:color="D3D3D3"/>
-            </w:tcBorders>
-          </w:tcPr>
-          <w:p>
-            <w:pPr>
-              <w:keepNext/>
-              <w:spacing w:after="60"/>
-              <w:jc w:val="right"/>
-            </w:pPr>
-            <w:r>
-              <w:rPr>
-                <w:rFonts w:ascii="Calibri" w:hAnsi="Calibri"/>
-                <w:sz w:val="20"/>
-              </w:rPr>
-              <w:t>6</w:t>
-            </w:r>
-          </w:p>
-        </w:tc>
-        <w:tc>
-          <w:tcPr>
-            <w:tcW w:w="0" w:type="auto"/>
-            <w:tcBorders>
-              <w:top w:val="single" w:sz="0" w:space="0" w:color="D3D3D3"/>
-              <w:left w:val="single" w:sz="0" w:space="0" w:color="D3D3D3"/>
-              <w:bottom w:val="single" w:sz="0" w:space="0" w:color="D3D3D3"/>
-              <w:right w:val="single" w:sz="0" w:space="0" w:color="D3D3D3"/>
-            </w:tcBorders>
-          </w:tcPr>
-          <w:p>
-            <w:pPr>
-              <w:keepNext/>
-              <w:spacing w:after="60"/>
-              <w:jc w:val="right"/>
-            </w:pPr>
-            <w:r>
-              <w:rPr>
-                <w:rFonts w:ascii="Calibri" w:hAnsi="Calibri"/>
-                <w:sz w:val="20"/>
-              </w:rPr>
-              <w:t>1</w:t>
-            </w:r>
-          </w:p>
-        </w:tc>
-        <w:tc>
-          <w:tcPr>
-            <w:tcW w:w="0" w:type="auto"/>
-            <w:tcBorders>
-              <w:top w:val="single" w:sz="0" w:space="0" w:color="D3D3D3"/>
-              <w:left w:val="single" w:sz="0" w:space="0" w:color="D3D3D3"/>
-              <w:bottom w:val="single" w:sz="0" w:space="0" w:color="D3D3D3"/>
-              <w:right w:val="single" w:sz="0" w:space="0" w:color="D3D3D3"/>
-            </w:tcBorders>
-          </w:tcPr>
-          <w:p>
-            <w:pPr>
-              <w:keepNext/>
-              <w:spacing w:after="60"/>
-              <w:jc w:val="right"/>
-            </w:pPr>
-            <w:r>
-              <w:rPr>
-                <w:rFonts w:ascii="Calibri" w:hAnsi="Calibri"/>
-                <w:sz w:val="20"/>
-              </w:rPr>
-              <w:t>0.000</w:t>
+              <w:t>1.001</w:t>
+            </w:r>
+          </w:p>
+        </w:tc>
+        <w:tc>
+          <w:tcPr>
+            <w:tcW w:w="0" w:type="auto"/>
+            <w:tcBorders>
+              <w:top w:val="single" w:sz="0" w:space="0" w:color="D3D3D3"/>
+              <w:left w:val="single" w:sz="0" w:space="0" w:color="D3D3D3"/>
+              <w:bottom w:val="single" w:sz="0" w:space="0" w:color="D3D3D3"/>
+              <w:right w:val="single" w:sz="0" w:space="0" w:color="D3D3D3"/>
+            </w:tcBorders>
+          </w:tcPr>
+          <w:p>
+            <w:pPr>
+              <w:keepNext/>
+              <w:spacing w:after="60"/>
+              <w:jc w:val="right"/>
+            </w:pPr>
+            <w:r>
+              <w:rPr>
+                <w:rFonts w:ascii="Calibri" w:hAnsi="Calibri"/>
+                <w:sz w:val="20"/>
+              </w:rPr>
+              <w:t>4</w:t>
+            </w:r>
+          </w:p>
+        </w:tc>
+        <w:tc>
+          <w:tcPr>
+            <w:tcW w:w="0" w:type="auto"/>
+            <w:tcBorders>
+              <w:top w:val="single" w:sz="0" w:space="0" w:color="D3D3D3"/>
+              <w:left w:val="single" w:sz="0" w:space="0" w:color="D3D3D3"/>
+              <w:bottom w:val="single" w:sz="0" w:space="0" w:color="D3D3D3"/>
+              <w:right w:val="single" w:sz="0" w:space="0" w:color="D3D3D3"/>
+            </w:tcBorders>
+          </w:tcPr>
+          <w:p>
+            <w:pPr>
+              <w:keepNext/>
+              <w:spacing w:after="60"/>
+              <w:jc w:val="right"/>
+            </w:pPr>
+            <w:r>
+              <w:rPr>
+                <w:rFonts w:ascii="Calibri" w:hAnsi="Calibri"/>
+                <w:sz w:val="20"/>
+              </w:rPr>
+              <w:t>1.0000000</w:t>
+            </w:r>
+          </w:p>
+        </w:tc>
+        <w:tc>
+          <w:tcPr>
+            <w:tcW w:w="0" w:type="auto"/>
+            <w:tcBorders>
+              <w:top w:val="single" w:sz="0" w:space="0" w:color="D3D3D3"/>
+              <w:left w:val="single" w:sz="0" w:space="0" w:color="D3D3D3"/>
+              <w:bottom w:val="single" w:sz="0" w:space="0" w:color="D3D3D3"/>
+              <w:right w:val="single" w:sz="0" w:space="0" w:color="D3D3D3"/>
+            </w:tcBorders>
+          </w:tcPr>
+          <w:p>
+            <w:pPr>
+              <w:keepNext/>
+              <w:spacing w:after="60"/>
+              <w:jc w:val="right"/>
+            </w:pPr>
+            <w:r>
+              <w:rPr>
+                <w:rFonts w:ascii="Calibri" w:hAnsi="Calibri"/>
+                <w:sz w:val="20"/>
+              </w:rPr>
+              <w:t>0.009</w:t>
             </w:r>
           </w:p>
         </w:tc>
@@ -1115,7 +1115,7 @@
                 <w:rFonts w:ascii="Calibri" w:hAnsi="Calibri"/>
                 <w:sz w:val="20"/>
               </w:rPr>
-              <w:t>Consignado</w:t>
+              <w:t>CC rotativo</w:t>
             </w:r>
           </w:p>
         </w:tc>
@@ -1164,82 +1164,82 @@
                 <w:rFonts w:ascii="Calibri" w:hAnsi="Calibri"/>
                 <w:sz w:val="20"/>
               </w:rPr>
-              <w:t>0.989</w:t>
-            </w:r>
-          </w:p>
-        </w:tc>
-        <w:tc>
-          <w:tcPr>
-            <w:tcW w:w="0" w:type="auto"/>
-            <w:tcBorders>
-              <w:top w:val="single" w:sz="0" w:space="0" w:color="D3D3D3"/>
-              <w:left w:val="single" w:sz="0" w:space="0" w:color="D3D3D3"/>
-              <w:bottom w:val="single" w:sz="0" w:space="0" w:color="D3D3D3"/>
-              <w:right w:val="single" w:sz="0" w:space="0" w:color="D3D3D3"/>
-            </w:tcBorders>
-          </w:tcPr>
-          <w:p>
-            <w:pPr>
-              <w:keepNext/>
-              <w:spacing w:after="60"/>
-              <w:jc w:val="right"/>
-            </w:pPr>
-            <w:r>
-              <w:rPr>
-                <w:rFonts w:ascii="Calibri" w:hAnsi="Calibri"/>
-                <w:sz w:val="20"/>
-              </w:rPr>
-              <w:t>10</w:t>
-            </w:r>
-          </w:p>
-        </w:tc>
-        <w:tc>
-          <w:tcPr>
-            <w:tcW w:w="0" w:type="auto"/>
-            <w:tcBorders>
-              <w:top w:val="single" w:sz="0" w:space="0" w:color="D3D3D3"/>
-              <w:left w:val="single" w:sz="0" w:space="0" w:color="D3D3D3"/>
-              <w:bottom w:val="single" w:sz="0" w:space="0" w:color="D3D3D3"/>
-              <w:right w:val="single" w:sz="0" w:space="0" w:color="D3D3D3"/>
-            </w:tcBorders>
-          </w:tcPr>
-          <w:p>
-            <w:pPr>
-              <w:keepNext/>
-              <w:spacing w:after="60"/>
-              <w:jc w:val="right"/>
-            </w:pPr>
-            <w:r>
-              <w:rPr>
-                <w:rFonts w:ascii="Calibri" w:hAnsi="Calibri"/>
-                <w:sz w:val="20"/>
-              </w:rPr>
-              <w:t>1</w:t>
-            </w:r>
-          </w:p>
-        </w:tc>
-        <w:tc>
-          <w:tcPr>
-            <w:tcW w:w="0" w:type="auto"/>
-            <w:tcBorders>
-              <w:top w:val="single" w:sz="0" w:space="0" w:color="D3D3D3"/>
-              <w:left w:val="single" w:sz="0" w:space="0" w:color="D3D3D3"/>
-              <w:bottom w:val="single" w:sz="0" w:space="0" w:color="D3D3D3"/>
-              <w:right w:val="single" w:sz="0" w:space="0" w:color="D3D3D3"/>
-            </w:tcBorders>
-          </w:tcPr>
-          <w:p>
-            <w:pPr>
-              <w:keepNext/>
-              <w:spacing w:after="60"/>
-              <w:jc w:val="right"/>
-            </w:pPr>
-            <w:r>
-              <w:rPr>
-                <w:rFonts w:ascii="Calibri" w:hAnsi="Calibri"/>
-                <w:sz w:val="20"/>
-              </w:rPr>
-              <w:t>0.000</w:t>
+              <w:t>0.999</w:t>
+            </w:r>
+          </w:p>
+        </w:tc>
+        <w:tc>
+          <w:tcPr>
+            <w:tcW w:w="0" w:type="auto"/>
+            <w:tcBorders>
+              <w:top w:val="single" w:sz="0" w:space="0" w:color="D3D3D3"/>
+              <w:left w:val="single" w:sz="0" w:space="0" w:color="D3D3D3"/>
+              <w:bottom w:val="single" w:sz="0" w:space="0" w:color="D3D3D3"/>
+              <w:right w:val="single" w:sz="0" w:space="0" w:color="D3D3D3"/>
+            </w:tcBorders>
+          </w:tcPr>
+          <w:p>
+            <w:pPr>
+              <w:keepNext/>
+              <w:spacing w:after="60"/>
+              <w:jc w:val="right"/>
+            </w:pPr>
+            <w:r>
+              <w:rPr>
+                <w:rFonts w:ascii="Calibri" w:hAnsi="Calibri"/>
+                <w:sz w:val="20"/>
+              </w:rPr>
+              <w:t>4</w:t>
+            </w:r>
+          </w:p>
+        </w:tc>
+        <w:tc>
+          <w:tcPr>
+            <w:tcW w:w="0" w:type="auto"/>
+            <w:tcBorders>
+              <w:top w:val="single" w:sz="0" w:space="0" w:color="D3D3D3"/>
+              <w:left w:val="single" w:sz="0" w:space="0" w:color="D3D3D3"/>
+              <w:bottom w:val="single" w:sz="0" w:space="0" w:color="D3D3D3"/>
+              <w:right w:val="single" w:sz="0" w:space="0" w:color="D3D3D3"/>
+            </w:tcBorders>
+          </w:tcPr>
+          <w:p>
+            <w:pPr>
+              <w:keepNext/>
+              <w:spacing w:after="60"/>
+              <w:jc w:val="right"/>
+            </w:pPr>
+            <w:r>
+              <w:rPr>
+                <w:rFonts w:ascii="Calibri" w:hAnsi="Calibri"/>
+                <w:sz w:val="20"/>
+              </w:rPr>
+              <w:t>1.0000000</w:t>
+            </w:r>
+          </w:p>
+        </w:tc>
+        <w:tc>
+          <w:tcPr>
+            <w:tcW w:w="0" w:type="auto"/>
+            <w:tcBorders>
+              <w:top w:val="single" w:sz="0" w:space="0" w:color="D3D3D3"/>
+              <w:left w:val="single" w:sz="0" w:space="0" w:color="D3D3D3"/>
+              <w:bottom w:val="single" w:sz="0" w:space="0" w:color="D3D3D3"/>
+              <w:right w:val="single" w:sz="0" w:space="0" w:color="D3D3D3"/>
+            </w:tcBorders>
+          </w:tcPr>
+          <w:p>
+            <w:pPr>
+              <w:keepNext/>
+              <w:spacing w:after="60"/>
+              <w:jc w:val="right"/>
+            </w:pPr>
+            <w:r>
+              <w:rPr>
+                <w:rFonts w:ascii="Calibri" w:hAnsi="Calibri"/>
+                <w:sz w:val="20"/>
+              </w:rPr>
+              <w:t>0.004</w:t>
             </w:r>
           </w:p>
         </w:tc>
@@ -1269,7 +1269,7 @@
                 <w:rFonts w:ascii="Calibri" w:hAnsi="Calibri"/>
                 <w:sz w:val="20"/>
               </w:rPr>
-              <w:t>Consignado</w:t>
+              <w:t>CC rotativo</w:t>
             </w:r>
           </w:p>
         </w:tc>
@@ -1318,57 +1318,57 @@
                 <w:rFonts w:ascii="Calibri" w:hAnsi="Calibri"/>
                 <w:sz w:val="20"/>
               </w:rPr>
-              <w:t>0.982</w:t>
-            </w:r>
-          </w:p>
-        </w:tc>
-        <w:tc>
-          <w:tcPr>
-            <w:tcW w:w="0" w:type="auto"/>
-            <w:tcBorders>
-              <w:top w:val="single" w:sz="0" w:space="0" w:color="D3D3D3"/>
-              <w:left w:val="single" w:sz="0" w:space="0" w:color="D3D3D3"/>
-              <w:bottom w:val="single" w:sz="0" w:space="0" w:color="D3D3D3"/>
-              <w:right w:val="single" w:sz="0" w:space="0" w:color="D3D3D3"/>
-            </w:tcBorders>
-          </w:tcPr>
-          <w:p>
-            <w:pPr>
-              <w:keepNext/>
-              <w:spacing w:after="60"/>
-              <w:jc w:val="right"/>
-            </w:pPr>
-            <w:r>
-              <w:rPr>
-                <w:rFonts w:ascii="Calibri" w:hAnsi="Calibri"/>
-                <w:sz w:val="20"/>
-              </w:rPr>
-              <w:t>2</w:t>
-            </w:r>
-          </w:p>
-        </w:tc>
-        <w:tc>
-          <w:tcPr>
-            <w:tcW w:w="0" w:type="auto"/>
-            <w:tcBorders>
-              <w:top w:val="single" w:sz="0" w:space="0" w:color="D3D3D3"/>
-              <w:left w:val="single" w:sz="0" w:space="0" w:color="D3D3D3"/>
-              <w:bottom w:val="single" w:sz="0" w:space="0" w:color="D3D3D3"/>
-              <w:right w:val="single" w:sz="0" w:space="0" w:color="D3D3D3"/>
-            </w:tcBorders>
-          </w:tcPr>
-          <w:p>
-            <w:pPr>
-              <w:keepNext/>
-              <w:spacing w:after="60"/>
-              <w:jc w:val="right"/>
-            </w:pPr>
-            <w:r>
-              <w:rPr>
-                <w:rFonts w:ascii="Calibri" w:hAnsi="Calibri"/>
-                <w:sz w:val="20"/>
-              </w:rPr>
-              <w:t>1</w:t>
+              <w:t>1.001</w:t>
+            </w:r>
+          </w:p>
+        </w:tc>
+        <w:tc>
+          <w:tcPr>
+            <w:tcW w:w="0" w:type="auto"/>
+            <w:tcBorders>
+              <w:top w:val="single" w:sz="0" w:space="0" w:color="D3D3D3"/>
+              <w:left w:val="single" w:sz="0" w:space="0" w:color="D3D3D3"/>
+              <w:bottom w:val="single" w:sz="0" w:space="0" w:color="D3D3D3"/>
+              <w:right w:val="single" w:sz="0" w:space="0" w:color="D3D3D3"/>
+            </w:tcBorders>
+          </w:tcPr>
+          <w:p>
+            <w:pPr>
+              <w:keepNext/>
+              <w:spacing w:after="60"/>
+              <w:jc w:val="right"/>
+            </w:pPr>
+            <w:r>
+              <w:rPr>
+                <w:rFonts w:ascii="Calibri" w:hAnsi="Calibri"/>
+                <w:sz w:val="20"/>
+              </w:rPr>
+              <w:t>5</w:t>
+            </w:r>
+          </w:p>
+        </w:tc>
+        <w:tc>
+          <w:tcPr>
+            <w:tcW w:w="0" w:type="auto"/>
+            <w:tcBorders>
+              <w:top w:val="single" w:sz="0" w:space="0" w:color="D3D3D3"/>
+              <w:left w:val="single" w:sz="0" w:space="0" w:color="D3D3D3"/>
+              <w:bottom w:val="single" w:sz="0" w:space="0" w:color="D3D3D3"/>
+              <w:right w:val="single" w:sz="0" w:space="0" w:color="D3D3D3"/>
+            </w:tcBorders>
+          </w:tcPr>
+          <w:p>
+            <w:pPr>
+              <w:keepNext/>
+              <w:spacing w:after="60"/>
+              <w:jc w:val="right"/>
+            </w:pPr>
+            <w:r>
+              <w:rPr>
+                <w:rFonts w:ascii="Calibri" w:hAnsi="Calibri"/>
+                <w:sz w:val="20"/>
+              </w:rPr>
+              <w:t>1.0000000</w:t>
             </w:r>
           </w:p>
         </w:tc>
@@ -1423,7 +1423,7 @@
                 <w:rFonts w:ascii="Calibri" w:hAnsi="Calibri"/>
                 <w:sz w:val="20"/>
               </w:rPr>
-              <w:t>Crédito pessoal não consignado</w:t>
+              <w:t>Cheque especial</w:t>
             </w:r>
           </w:p>
         </w:tc>
@@ -1472,57 +1472,57 @@
                 <w:rFonts w:ascii="Calibri" w:hAnsi="Calibri"/>
                 <w:sz w:val="20"/>
               </w:rPr>
-              <w:t>1.013</w:t>
-            </w:r>
-          </w:p>
-        </w:tc>
-        <w:tc>
-          <w:tcPr>
-            <w:tcW w:w="0" w:type="auto"/>
-            <w:tcBorders>
-              <w:top w:val="single" w:sz="0" w:space="0" w:color="D3D3D3"/>
-              <w:left w:val="single" w:sz="0" w:space="0" w:color="D3D3D3"/>
-              <w:bottom w:val="single" w:sz="0" w:space="0" w:color="D3D3D3"/>
-              <w:right w:val="single" w:sz="0" w:space="0" w:color="D3D3D3"/>
-            </w:tcBorders>
-          </w:tcPr>
-          <w:p>
-            <w:pPr>
-              <w:keepNext/>
-              <w:spacing w:after="60"/>
-              <w:jc w:val="right"/>
-            </w:pPr>
-            <w:r>
-              <w:rPr>
-                <w:rFonts w:ascii="Calibri" w:hAnsi="Calibri"/>
-                <w:sz w:val="20"/>
-              </w:rPr>
-              <w:t>3</w:t>
-            </w:r>
-          </w:p>
-        </w:tc>
-        <w:tc>
-          <w:tcPr>
-            <w:tcW w:w="0" w:type="auto"/>
-            <w:tcBorders>
-              <w:top w:val="single" w:sz="0" w:space="0" w:color="D3D3D3"/>
-              <w:left w:val="single" w:sz="0" w:space="0" w:color="D3D3D3"/>
-              <w:bottom w:val="single" w:sz="0" w:space="0" w:color="D3D3D3"/>
-              <w:right w:val="single" w:sz="0" w:space="0" w:color="D3D3D3"/>
-            </w:tcBorders>
-          </w:tcPr>
-          <w:p>
-            <w:pPr>
-              <w:keepNext/>
-              <w:spacing w:after="60"/>
-              <w:jc w:val="right"/>
-            </w:pPr>
-            <w:r>
-              <w:rPr>
-                <w:rFonts w:ascii="Calibri" w:hAnsi="Calibri"/>
-                <w:sz w:val="20"/>
-              </w:rPr>
-              <w:t>1</w:t>
+              <w:t>0.991</w:t>
+            </w:r>
+          </w:p>
+        </w:tc>
+        <w:tc>
+          <w:tcPr>
+            <w:tcW w:w="0" w:type="auto"/>
+            <w:tcBorders>
+              <w:top w:val="single" w:sz="0" w:space="0" w:color="D3D3D3"/>
+              <w:left w:val="single" w:sz="0" w:space="0" w:color="D3D3D3"/>
+              <w:bottom w:val="single" w:sz="0" w:space="0" w:color="D3D3D3"/>
+              <w:right w:val="single" w:sz="0" w:space="0" w:color="D3D3D3"/>
+            </w:tcBorders>
+          </w:tcPr>
+          <w:p>
+            <w:pPr>
+              <w:keepNext/>
+              <w:spacing w:after="60"/>
+              <w:jc w:val="right"/>
+            </w:pPr>
+            <w:r>
+              <w:rPr>
+                <w:rFonts w:ascii="Calibri" w:hAnsi="Calibri"/>
+                <w:sz w:val="20"/>
+              </w:rPr>
+              <w:t>7</w:t>
+            </w:r>
+          </w:p>
+        </w:tc>
+        <w:tc>
+          <w:tcPr>
+            <w:tcW w:w="0" w:type="auto"/>
+            <w:tcBorders>
+              <w:top w:val="single" w:sz="0" w:space="0" w:color="D3D3D3"/>
+              <w:left w:val="single" w:sz="0" w:space="0" w:color="D3D3D3"/>
+              <w:bottom w:val="single" w:sz="0" w:space="0" w:color="D3D3D3"/>
+              <w:right w:val="single" w:sz="0" w:space="0" w:color="D3D3D3"/>
+            </w:tcBorders>
+          </w:tcPr>
+          <w:p>
+            <w:pPr>
+              <w:keepNext/>
+              <w:spacing w:after="60"/>
+              <w:jc w:val="right"/>
+            </w:pPr>
+            <w:r>
+              <w:rPr>
+                <w:rFonts w:ascii="Calibri" w:hAnsi="Calibri"/>
+                <w:sz w:val="20"/>
+              </w:rPr>
+              <w:t>1.0000000</w:t>
             </w:r>
           </w:p>
         </w:tc>
@@ -1577,7 +1577,7 @@
                 <w:rFonts w:ascii="Calibri" w:hAnsi="Calibri"/>
                 <w:sz w:val="20"/>
               </w:rPr>
-              <w:t>Crédito pessoal não consignado</w:t>
+              <w:t>Cheque especial</w:t>
             </w:r>
           </w:p>
         </w:tc>
@@ -1626,57 +1626,57 @@
                 <w:rFonts w:ascii="Calibri" w:hAnsi="Calibri"/>
                 <w:sz w:val="20"/>
               </w:rPr>
-              <w:t>1.008</w:t>
-            </w:r>
-          </w:p>
-        </w:tc>
-        <w:tc>
-          <w:tcPr>
-            <w:tcW w:w="0" w:type="auto"/>
-            <w:tcBorders>
-              <w:top w:val="single" w:sz="0" w:space="0" w:color="D3D3D3"/>
-              <w:left w:val="single" w:sz="0" w:space="0" w:color="D3D3D3"/>
-              <w:bottom w:val="single" w:sz="0" w:space="0" w:color="D3D3D3"/>
-              <w:right w:val="single" w:sz="0" w:space="0" w:color="D3D3D3"/>
-            </w:tcBorders>
-          </w:tcPr>
-          <w:p>
-            <w:pPr>
-              <w:keepNext/>
-              <w:spacing w:after="60"/>
-              <w:jc w:val="right"/>
-            </w:pPr>
-            <w:r>
-              <w:rPr>
-                <w:rFonts w:ascii="Calibri" w:hAnsi="Calibri"/>
-                <w:sz w:val="20"/>
-              </w:rPr>
-              <w:t>3</w:t>
-            </w:r>
-          </w:p>
-        </w:tc>
-        <w:tc>
-          <w:tcPr>
-            <w:tcW w:w="0" w:type="auto"/>
-            <w:tcBorders>
-              <w:top w:val="single" w:sz="0" w:space="0" w:color="D3D3D3"/>
-              <w:left w:val="single" w:sz="0" w:space="0" w:color="D3D3D3"/>
-              <w:bottom w:val="single" w:sz="0" w:space="0" w:color="D3D3D3"/>
-              <w:right w:val="single" w:sz="0" w:space="0" w:color="D3D3D3"/>
-            </w:tcBorders>
-          </w:tcPr>
-          <w:p>
-            <w:pPr>
-              <w:keepNext/>
-              <w:spacing w:after="60"/>
-              <w:jc w:val="right"/>
-            </w:pPr>
-            <w:r>
-              <w:rPr>
-                <w:rFonts w:ascii="Calibri" w:hAnsi="Calibri"/>
-                <w:sz w:val="20"/>
-              </w:rPr>
-              <w:t>1</w:t>
+              <w:t>0.991</w:t>
+            </w:r>
+          </w:p>
+        </w:tc>
+        <w:tc>
+          <w:tcPr>
+            <w:tcW w:w="0" w:type="auto"/>
+            <w:tcBorders>
+              <w:top w:val="single" w:sz="0" w:space="0" w:color="D3D3D3"/>
+              <w:left w:val="single" w:sz="0" w:space="0" w:color="D3D3D3"/>
+              <w:bottom w:val="single" w:sz="0" w:space="0" w:color="D3D3D3"/>
+              <w:right w:val="single" w:sz="0" w:space="0" w:color="D3D3D3"/>
+            </w:tcBorders>
+          </w:tcPr>
+          <w:p>
+            <w:pPr>
+              <w:keepNext/>
+              <w:spacing w:after="60"/>
+              <w:jc w:val="right"/>
+            </w:pPr>
+            <w:r>
+              <w:rPr>
+                <w:rFonts w:ascii="Calibri" w:hAnsi="Calibri"/>
+                <w:sz w:val="20"/>
+              </w:rPr>
+              <w:t>6</w:t>
+            </w:r>
+          </w:p>
+        </w:tc>
+        <w:tc>
+          <w:tcPr>
+            <w:tcW w:w="0" w:type="auto"/>
+            <w:tcBorders>
+              <w:top w:val="single" w:sz="0" w:space="0" w:color="D3D3D3"/>
+              <w:left w:val="single" w:sz="0" w:space="0" w:color="D3D3D3"/>
+              <w:bottom w:val="single" w:sz="0" w:space="0" w:color="D3D3D3"/>
+              <w:right w:val="single" w:sz="0" w:space="0" w:color="D3D3D3"/>
+            </w:tcBorders>
+          </w:tcPr>
+          <w:p>
+            <w:pPr>
+              <w:keepNext/>
+              <w:spacing w:after="60"/>
+              <w:jc w:val="right"/>
+            </w:pPr>
+            <w:r>
+              <w:rPr>
+                <w:rFonts w:ascii="Calibri" w:hAnsi="Calibri"/>
+                <w:sz w:val="20"/>
+              </w:rPr>
+              <w:t>1.0000000</w:t>
             </w:r>
           </w:p>
         </w:tc>
@@ -1731,7 +1731,7 @@
                 <w:rFonts w:ascii="Calibri" w:hAnsi="Calibri"/>
                 <w:sz w:val="20"/>
               </w:rPr>
-              <w:t>Imobiliário</w:t>
+              <w:t>Consignado</w:t>
             </w:r>
           </w:p>
         </w:tc>
@@ -1780,32 +1780,7 @@
                 <w:rFonts w:ascii="Calibri" w:hAnsi="Calibri"/>
                 <w:sz w:val="20"/>
               </w:rPr>
-              <w:t>1.012</w:t>
-            </w:r>
-          </w:p>
-        </w:tc>
-        <w:tc>
-          <w:tcPr>
-            <w:tcW w:w="0" w:type="auto"/>
-            <w:tcBorders>
-              <w:top w:val="single" w:sz="0" w:space="0" w:color="D3D3D3"/>
-              <w:left w:val="single" w:sz="0" w:space="0" w:color="D3D3D3"/>
-              <w:bottom w:val="single" w:sz="0" w:space="0" w:color="D3D3D3"/>
-              <w:right w:val="single" w:sz="0" w:space="0" w:color="D3D3D3"/>
-            </w:tcBorders>
-          </w:tcPr>
-          <w:p>
-            <w:pPr>
-              <w:keepNext/>
-              <w:spacing w:after="60"/>
-              <w:jc w:val="right"/>
-            </w:pPr>
-            <w:r>
-              <w:rPr>
-                <w:rFonts w:ascii="Calibri" w:hAnsi="Calibri"/>
-                <w:sz w:val="20"/>
-              </w:rPr>
-              <w:t>3</w:t>
+              <w:t>1.010</w:t>
             </w:r>
           </w:p>
         </w:tc>
@@ -1855,7 +1830,32 @@
                 <w:rFonts w:ascii="Calibri" w:hAnsi="Calibri"/>
                 <w:sz w:val="20"/>
               </w:rPr>
-              <w:t>0.002</w:t>
+              <w:t>1.0000000</w:t>
+            </w:r>
+          </w:p>
+        </w:tc>
+        <w:tc>
+          <w:tcPr>
+            <w:tcW w:w="0" w:type="auto"/>
+            <w:tcBorders>
+              <w:top w:val="single" w:sz="0" w:space="0" w:color="D3D3D3"/>
+              <w:left w:val="single" w:sz="0" w:space="0" w:color="D3D3D3"/>
+              <w:bottom w:val="single" w:sz="0" w:space="0" w:color="D3D3D3"/>
+              <w:right w:val="single" w:sz="0" w:space="0" w:color="D3D3D3"/>
+            </w:tcBorders>
+          </w:tcPr>
+          <w:p>
+            <w:pPr>
+              <w:keepNext/>
+              <w:spacing w:after="60"/>
+              <w:jc w:val="right"/>
+            </w:pPr>
+            <w:r>
+              <w:rPr>
+                <w:rFonts w:ascii="Calibri" w:hAnsi="Calibri"/>
+                <w:sz w:val="20"/>
+              </w:rPr>
+              <w:t>0.000</w:t>
             </w:r>
           </w:p>
         </w:tc>
@@ -1885,6 +1885,468 @@
                 <w:rFonts w:ascii="Calibri" w:hAnsi="Calibri"/>
                 <w:sz w:val="20"/>
               </w:rPr>
+              <w:t>Consignado</w:t>
+            </w:r>
+          </w:p>
+        </w:tc>
+        <w:tc>
+          <w:tcPr>
+            <w:tcW w:w="0" w:type="auto"/>
+            <w:tcBorders>
+              <w:top w:val="single" w:sz="0" w:space="0" w:color="D3D3D3"/>
+              <w:left w:val="single" w:sz="0" w:space="0" w:color="D3D3D3"/>
+              <w:bottom w:val="single" w:sz="0" w:space="0" w:color="D3D3D3"/>
+              <w:right w:val="single" w:sz="0" w:space="0" w:color="D3D3D3"/>
+            </w:tcBorders>
+          </w:tcPr>
+          <w:p>
+            <w:pPr>
+              <w:keepNext/>
+              <w:spacing w:after="60"/>
+            </w:pPr>
+            <w:r>
+              <w:rPr>
+                <w:rFonts w:ascii="Calibri" w:hAnsi="Calibri"/>
+                <w:sz w:val="20"/>
+              </w:rPr>
+              <w:t>Contábil</w:t>
+            </w:r>
+          </w:p>
+        </w:tc>
+        <w:tc>
+          <w:tcPr>
+            <w:tcW w:w="0" w:type="auto"/>
+            <w:tcBorders>
+              <w:top w:val="single" w:sz="0" w:space="0" w:color="D3D3D3"/>
+              <w:left w:val="single" w:sz="0" w:space="0" w:color="D3D3D3"/>
+              <w:bottom w:val="single" w:sz="0" w:space="0" w:color="D3D3D3"/>
+              <w:right w:val="single" w:sz="0" w:space="0" w:color="D3D3D3"/>
+            </w:tcBorders>
+          </w:tcPr>
+          <w:p>
+            <w:pPr>
+              <w:keepNext/>
+              <w:spacing w:after="60"/>
+              <w:jc w:val="right"/>
+            </w:pPr>
+            <w:r>
+              <w:rPr>
+                <w:rFonts w:ascii="Calibri" w:hAnsi="Calibri"/>
+                <w:sz w:val="20"/>
+              </w:rPr>
+              <w:t>0.983</w:t>
+            </w:r>
+          </w:p>
+        </w:tc>
+        <w:tc>
+          <w:tcPr>
+            <w:tcW w:w="0" w:type="auto"/>
+            <w:tcBorders>
+              <w:top w:val="single" w:sz="0" w:space="0" w:color="D3D3D3"/>
+              <w:left w:val="single" w:sz="0" w:space="0" w:color="D3D3D3"/>
+              <w:bottom w:val="single" w:sz="0" w:space="0" w:color="D3D3D3"/>
+              <w:right w:val="single" w:sz="0" w:space="0" w:color="D3D3D3"/>
+            </w:tcBorders>
+          </w:tcPr>
+          <w:p>
+            <w:pPr>
+              <w:keepNext/>
+              <w:spacing w:after="60"/>
+              <w:jc w:val="right"/>
+            </w:pPr>
+            <w:r>
+              <w:rPr>
+                <w:rFonts w:ascii="Calibri" w:hAnsi="Calibri"/>
+                <w:sz w:val="20"/>
+              </w:rPr>
+              <w:t>2</w:t>
+            </w:r>
+          </w:p>
+        </w:tc>
+        <w:tc>
+          <w:tcPr>
+            <w:tcW w:w="0" w:type="auto"/>
+            <w:tcBorders>
+              <w:top w:val="single" w:sz="0" w:space="0" w:color="D3D3D3"/>
+              <w:left w:val="single" w:sz="0" w:space="0" w:color="D3D3D3"/>
+              <w:bottom w:val="single" w:sz="0" w:space="0" w:color="D3D3D3"/>
+              <w:right w:val="single" w:sz="0" w:space="0" w:color="D3D3D3"/>
+            </w:tcBorders>
+          </w:tcPr>
+          <w:p>
+            <w:pPr>
+              <w:keepNext/>
+              <w:spacing w:after="60"/>
+              <w:jc w:val="right"/>
+            </w:pPr>
+            <w:r>
+              <w:rPr>
+                <w:rFonts w:ascii="Calibri" w:hAnsi="Calibri"/>
+                <w:sz w:val="20"/>
+              </w:rPr>
+              <w:t>1.0000000</w:t>
+            </w:r>
+          </w:p>
+        </w:tc>
+        <w:tc>
+          <w:tcPr>
+            <w:tcW w:w="0" w:type="auto"/>
+            <w:tcBorders>
+              <w:top w:val="single" w:sz="0" w:space="0" w:color="D3D3D3"/>
+              <w:left w:val="single" w:sz="0" w:space="0" w:color="D3D3D3"/>
+              <w:bottom w:val="single" w:sz="0" w:space="0" w:color="D3D3D3"/>
+              <w:right w:val="single" w:sz="0" w:space="0" w:color="D3D3D3"/>
+            </w:tcBorders>
+          </w:tcPr>
+          <w:p>
+            <w:pPr>
+              <w:keepNext/>
+              <w:spacing w:after="60"/>
+              <w:jc w:val="right"/>
+            </w:pPr>
+            <w:r>
+              <w:rPr>
+                <w:rFonts w:ascii="Calibri" w:hAnsi="Calibri"/>
+                <w:sz w:val="20"/>
+              </w:rPr>
+              <w:t>0.000</w:t>
+            </w:r>
+          </w:p>
+        </w:tc>
+      </w:tr>
+      <w:tr>
+        <w:trPr>
+          <w:cantSplit/>
+          <w:jc w:val="center"/>
+        </w:trPr>
+        <w:tc>
+          <w:tcPr>
+            <w:tcW w:w="0" w:type="auto"/>
+            <w:tcBorders>
+              <w:top w:val="single" w:sz="0" w:space="0" w:color="D3D3D3"/>
+              <w:left w:val="single" w:sz="0" w:space="0" w:color="D3D3D3"/>
+              <w:bottom w:val="single" w:sz="0" w:space="0" w:color="D3D3D3"/>
+              <w:right w:val="single" w:sz="0" w:space="0" w:color="D3D3D3"/>
+            </w:tcBorders>
+          </w:tcPr>
+          <w:p>
+            <w:pPr>
+              <w:keepNext/>
+              <w:spacing w:after="60"/>
+            </w:pPr>
+            <w:r>
+              <w:rPr>
+                <w:rFonts w:ascii="Calibri" w:hAnsi="Calibri"/>
+                <w:sz w:val="20"/>
+              </w:rPr>
+              <w:t>Crédito pessoal não consignado</w:t>
+            </w:r>
+          </w:p>
+        </w:tc>
+        <w:tc>
+          <w:tcPr>
+            <w:tcW w:w="0" w:type="auto"/>
+            <w:tcBorders>
+              <w:top w:val="single" w:sz="0" w:space="0" w:color="D3D3D3"/>
+              <w:left w:val="single" w:sz="0" w:space="0" w:color="D3D3D3"/>
+              <w:bottom w:val="single" w:sz="0" w:space="0" w:color="D3D3D3"/>
+              <w:right w:val="single" w:sz="0" w:space="0" w:color="D3D3D3"/>
+            </w:tcBorders>
+          </w:tcPr>
+          <w:p>
+            <w:pPr>
+              <w:keepNext/>
+              <w:spacing w:after="60"/>
+            </w:pPr>
+            <w:r>
+              <w:rPr>
+                <w:rFonts w:ascii="Calibri" w:hAnsi="Calibri"/>
+                <w:sz w:val="20"/>
+              </w:rPr>
+              <w:t>Estoque</w:t>
+            </w:r>
+          </w:p>
+        </w:tc>
+        <w:tc>
+          <w:tcPr>
+            <w:tcW w:w="0" w:type="auto"/>
+            <w:tcBorders>
+              <w:top w:val="single" w:sz="0" w:space="0" w:color="D3D3D3"/>
+              <w:left w:val="single" w:sz="0" w:space="0" w:color="D3D3D3"/>
+              <w:bottom w:val="single" w:sz="0" w:space="0" w:color="D3D3D3"/>
+              <w:right w:val="single" w:sz="0" w:space="0" w:color="D3D3D3"/>
+            </w:tcBorders>
+          </w:tcPr>
+          <w:p>
+            <w:pPr>
+              <w:keepNext/>
+              <w:spacing w:after="60"/>
+              <w:jc w:val="right"/>
+            </w:pPr>
+            <w:r>
+              <w:rPr>
+                <w:rFonts w:ascii="Calibri" w:hAnsi="Calibri"/>
+                <w:sz w:val="20"/>
+              </w:rPr>
+              <w:t>1.013</w:t>
+            </w:r>
+          </w:p>
+        </w:tc>
+        <w:tc>
+          <w:tcPr>
+            <w:tcW w:w="0" w:type="auto"/>
+            <w:tcBorders>
+              <w:top w:val="single" w:sz="0" w:space="0" w:color="D3D3D3"/>
+              <w:left w:val="single" w:sz="0" w:space="0" w:color="D3D3D3"/>
+              <w:bottom w:val="single" w:sz="0" w:space="0" w:color="D3D3D3"/>
+              <w:right w:val="single" w:sz="0" w:space="0" w:color="D3D3D3"/>
+            </w:tcBorders>
+          </w:tcPr>
+          <w:p>
+            <w:pPr>
+              <w:keepNext/>
+              <w:spacing w:after="60"/>
+              <w:jc w:val="right"/>
+            </w:pPr>
+            <w:r>
+              <w:rPr>
+                <w:rFonts w:ascii="Calibri" w:hAnsi="Calibri"/>
+                <w:sz w:val="20"/>
+              </w:rPr>
+              <w:t>3</w:t>
+            </w:r>
+          </w:p>
+        </w:tc>
+        <w:tc>
+          <w:tcPr>
+            <w:tcW w:w="0" w:type="auto"/>
+            <w:tcBorders>
+              <w:top w:val="single" w:sz="0" w:space="0" w:color="D3D3D3"/>
+              <w:left w:val="single" w:sz="0" w:space="0" w:color="D3D3D3"/>
+              <w:bottom w:val="single" w:sz="0" w:space="0" w:color="D3D3D3"/>
+              <w:right w:val="single" w:sz="0" w:space="0" w:color="D3D3D3"/>
+            </w:tcBorders>
+          </w:tcPr>
+          <w:p>
+            <w:pPr>
+              <w:keepNext/>
+              <w:spacing w:after="60"/>
+              <w:jc w:val="right"/>
+            </w:pPr>
+            <w:r>
+              <w:rPr>
+                <w:rFonts w:ascii="Calibri" w:hAnsi="Calibri"/>
+                <w:sz w:val="20"/>
+              </w:rPr>
+              <w:t>1.0000000</w:t>
+            </w:r>
+          </w:p>
+        </w:tc>
+        <w:tc>
+          <w:tcPr>
+            <w:tcW w:w="0" w:type="auto"/>
+            <w:tcBorders>
+              <w:top w:val="single" w:sz="0" w:space="0" w:color="D3D3D3"/>
+              <w:left w:val="single" w:sz="0" w:space="0" w:color="D3D3D3"/>
+              <w:bottom w:val="single" w:sz="0" w:space="0" w:color="D3D3D3"/>
+              <w:right w:val="single" w:sz="0" w:space="0" w:color="D3D3D3"/>
+            </w:tcBorders>
+          </w:tcPr>
+          <w:p>
+            <w:pPr>
+              <w:keepNext/>
+              <w:spacing w:after="60"/>
+              <w:jc w:val="right"/>
+            </w:pPr>
+            <w:r>
+              <w:rPr>
+                <w:rFonts w:ascii="Calibri" w:hAnsi="Calibri"/>
+                <w:sz w:val="20"/>
+              </w:rPr>
+              <w:t>0.000</w:t>
+            </w:r>
+          </w:p>
+        </w:tc>
+      </w:tr>
+      <w:tr>
+        <w:trPr>
+          <w:cantSplit/>
+          <w:jc w:val="center"/>
+        </w:trPr>
+        <w:tc>
+          <w:tcPr>
+            <w:tcW w:w="0" w:type="auto"/>
+            <w:tcBorders>
+              <w:top w:val="single" w:sz="0" w:space="0" w:color="D3D3D3"/>
+              <w:left w:val="single" w:sz="0" w:space="0" w:color="D3D3D3"/>
+              <w:bottom w:val="single" w:sz="0" w:space="0" w:color="D3D3D3"/>
+              <w:right w:val="single" w:sz="0" w:space="0" w:color="D3D3D3"/>
+            </w:tcBorders>
+          </w:tcPr>
+          <w:p>
+            <w:pPr>
+              <w:keepNext/>
+              <w:spacing w:after="60"/>
+            </w:pPr>
+            <w:r>
+              <w:rPr>
+                <w:rFonts w:ascii="Calibri" w:hAnsi="Calibri"/>
+                <w:sz w:val="20"/>
+              </w:rPr>
+              <w:t>Crédito pessoal não consignado</w:t>
+            </w:r>
+          </w:p>
+        </w:tc>
+        <w:tc>
+          <w:tcPr>
+            <w:tcW w:w="0" w:type="auto"/>
+            <w:tcBorders>
+              <w:top w:val="single" w:sz="0" w:space="0" w:color="D3D3D3"/>
+              <w:left w:val="single" w:sz="0" w:space="0" w:color="D3D3D3"/>
+              <w:bottom w:val="single" w:sz="0" w:space="0" w:color="D3D3D3"/>
+              <w:right w:val="single" w:sz="0" w:space="0" w:color="D3D3D3"/>
+            </w:tcBorders>
+          </w:tcPr>
+          <w:p>
+            <w:pPr>
+              <w:keepNext/>
+              <w:spacing w:after="60"/>
+            </w:pPr>
+            <w:r>
+              <w:rPr>
+                <w:rFonts w:ascii="Calibri" w:hAnsi="Calibri"/>
+                <w:sz w:val="20"/>
+              </w:rPr>
+              <w:t>Contábil</w:t>
+            </w:r>
+          </w:p>
+        </w:tc>
+        <w:tc>
+          <w:tcPr>
+            <w:tcW w:w="0" w:type="auto"/>
+            <w:tcBorders>
+              <w:top w:val="single" w:sz="0" w:space="0" w:color="D3D3D3"/>
+              <w:left w:val="single" w:sz="0" w:space="0" w:color="D3D3D3"/>
+              <w:bottom w:val="single" w:sz="0" w:space="0" w:color="D3D3D3"/>
+              <w:right w:val="single" w:sz="0" w:space="0" w:color="D3D3D3"/>
+            </w:tcBorders>
+          </w:tcPr>
+          <w:p>
+            <w:pPr>
+              <w:keepNext/>
+              <w:spacing w:after="60"/>
+              <w:jc w:val="right"/>
+            </w:pPr>
+            <w:r>
+              <w:rPr>
+                <w:rFonts w:ascii="Calibri" w:hAnsi="Calibri"/>
+                <w:sz w:val="20"/>
+              </w:rPr>
+              <w:t>1.009</w:t>
+            </w:r>
+          </w:p>
+        </w:tc>
+        <w:tc>
+          <w:tcPr>
+            <w:tcW w:w="0" w:type="auto"/>
+            <w:tcBorders>
+              <w:top w:val="single" w:sz="0" w:space="0" w:color="D3D3D3"/>
+              <w:left w:val="single" w:sz="0" w:space="0" w:color="D3D3D3"/>
+              <w:bottom w:val="single" w:sz="0" w:space="0" w:color="D3D3D3"/>
+              <w:right w:val="single" w:sz="0" w:space="0" w:color="D3D3D3"/>
+            </w:tcBorders>
+          </w:tcPr>
+          <w:p>
+            <w:pPr>
+              <w:keepNext/>
+              <w:spacing w:after="60"/>
+              <w:jc w:val="right"/>
+            </w:pPr>
+            <w:r>
+              <w:rPr>
+                <w:rFonts w:ascii="Calibri" w:hAnsi="Calibri"/>
+                <w:sz w:val="20"/>
+              </w:rPr>
+              <w:t>3</w:t>
+            </w:r>
+          </w:p>
+        </w:tc>
+        <w:tc>
+          <w:tcPr>
+            <w:tcW w:w="0" w:type="auto"/>
+            <w:tcBorders>
+              <w:top w:val="single" w:sz="0" w:space="0" w:color="D3D3D3"/>
+              <w:left w:val="single" w:sz="0" w:space="0" w:color="D3D3D3"/>
+              <w:bottom w:val="single" w:sz="0" w:space="0" w:color="D3D3D3"/>
+              <w:right w:val="single" w:sz="0" w:space="0" w:color="D3D3D3"/>
+            </w:tcBorders>
+          </w:tcPr>
+          <w:p>
+            <w:pPr>
+              <w:keepNext/>
+              <w:spacing w:after="60"/>
+              <w:jc w:val="right"/>
+            </w:pPr>
+            <w:r>
+              <w:rPr>
+                <w:rFonts w:ascii="Calibri" w:hAnsi="Calibri"/>
+                <w:sz w:val="20"/>
+              </w:rPr>
+              <w:t>1.0000000</w:t>
+            </w:r>
+          </w:p>
+        </w:tc>
+        <w:tc>
+          <w:tcPr>
+            <w:tcW w:w="0" w:type="auto"/>
+            <w:tcBorders>
+              <w:top w:val="single" w:sz="0" w:space="0" w:color="D3D3D3"/>
+              <w:left w:val="single" w:sz="0" w:space="0" w:color="D3D3D3"/>
+              <w:bottom w:val="single" w:sz="0" w:space="0" w:color="D3D3D3"/>
+              <w:right w:val="single" w:sz="0" w:space="0" w:color="D3D3D3"/>
+            </w:tcBorders>
+          </w:tcPr>
+          <w:p>
+            <w:pPr>
+              <w:keepNext/>
+              <w:spacing w:after="60"/>
+              <w:jc w:val="right"/>
+            </w:pPr>
+            <w:r>
+              <w:rPr>
+                <w:rFonts w:ascii="Calibri" w:hAnsi="Calibri"/>
+                <w:sz w:val="20"/>
+              </w:rPr>
+              <w:t>0.000</w:t>
+            </w:r>
+          </w:p>
+        </w:tc>
+      </w:tr>
+      <w:tr>
+        <w:trPr>
+          <w:cantSplit/>
+          <w:jc w:val="center"/>
+        </w:trPr>
+        <w:tc>
+          <w:tcPr>
+            <w:tcW w:w="0" w:type="auto"/>
+            <w:tcBorders>
+              <w:top w:val="single" w:sz="0" w:space="0" w:color="D3D3D3"/>
+              <w:left w:val="single" w:sz="0" w:space="0" w:color="D3D3D3"/>
+              <w:bottom w:val="single" w:sz="0" w:space="0" w:color="D3D3D3"/>
+              <w:right w:val="single" w:sz="0" w:space="0" w:color="D3D3D3"/>
+            </w:tcBorders>
+          </w:tcPr>
+          <w:p>
+            <w:pPr>
+              <w:keepNext/>
+              <w:spacing w:after="60"/>
+            </w:pPr>
+            <w:r>
+              <w:rPr>
+                <w:rFonts w:ascii="Calibri" w:hAnsi="Calibri"/>
+                <w:sz w:val="20"/>
+              </w:rPr>
               <w:t>Imobiliário</w:t>
             </w:r>
           </w:p>
@@ -1909,6 +2371,160 @@
                 <w:rFonts w:ascii="Calibri" w:hAnsi="Calibri"/>
                 <w:sz w:val="20"/>
               </w:rPr>
+              <w:t>Estoque</w:t>
+            </w:r>
+          </w:p>
+        </w:tc>
+        <w:tc>
+          <w:tcPr>
+            <w:tcW w:w="0" w:type="auto"/>
+            <w:tcBorders>
+              <w:top w:val="single" w:sz="0" w:space="0" w:color="D3D3D3"/>
+              <w:left w:val="single" w:sz="0" w:space="0" w:color="D3D3D3"/>
+              <w:bottom w:val="single" w:sz="0" w:space="0" w:color="D3D3D3"/>
+              <w:right w:val="single" w:sz="0" w:space="0" w:color="D3D3D3"/>
+            </w:tcBorders>
+          </w:tcPr>
+          <w:p>
+            <w:pPr>
+              <w:keepNext/>
+              <w:spacing w:after="60"/>
+              <w:jc w:val="right"/>
+            </w:pPr>
+            <w:r>
+              <w:rPr>
+                <w:rFonts w:ascii="Calibri" w:hAnsi="Calibri"/>
+                <w:sz w:val="20"/>
+              </w:rPr>
+              <w:t>1.011</w:t>
+            </w:r>
+          </w:p>
+        </w:tc>
+        <w:tc>
+          <w:tcPr>
+            <w:tcW w:w="0" w:type="auto"/>
+            <w:tcBorders>
+              <w:top w:val="single" w:sz="0" w:space="0" w:color="D3D3D3"/>
+              <w:left w:val="single" w:sz="0" w:space="0" w:color="D3D3D3"/>
+              <w:bottom w:val="single" w:sz="0" w:space="0" w:color="D3D3D3"/>
+              <w:right w:val="single" w:sz="0" w:space="0" w:color="D3D3D3"/>
+            </w:tcBorders>
+          </w:tcPr>
+          <w:p>
+            <w:pPr>
+              <w:keepNext/>
+              <w:spacing w:after="60"/>
+              <w:jc w:val="right"/>
+            </w:pPr>
+            <w:r>
+              <w:rPr>
+                <w:rFonts w:ascii="Calibri" w:hAnsi="Calibri"/>
+                <w:sz w:val="20"/>
+              </w:rPr>
+              <w:t>3</w:t>
+            </w:r>
+          </w:p>
+        </w:tc>
+        <w:tc>
+          <w:tcPr>
+            <w:tcW w:w="0" w:type="auto"/>
+            <w:tcBorders>
+              <w:top w:val="single" w:sz="0" w:space="0" w:color="D3D3D3"/>
+              <w:left w:val="single" w:sz="0" w:space="0" w:color="D3D3D3"/>
+              <w:bottom w:val="single" w:sz="0" w:space="0" w:color="D3D3D3"/>
+              <w:right w:val="single" w:sz="0" w:space="0" w:color="D3D3D3"/>
+            </w:tcBorders>
+          </w:tcPr>
+          <w:p>
+            <w:pPr>
+              <w:keepNext/>
+              <w:spacing w:after="60"/>
+              <w:jc w:val="right"/>
+            </w:pPr>
+            <w:r>
+              <w:rPr>
+                <w:rFonts w:ascii="Calibri" w:hAnsi="Calibri"/>
+                <w:sz w:val="20"/>
+              </w:rPr>
+              <w:t>1.0000000</w:t>
+            </w:r>
+          </w:p>
+        </w:tc>
+        <w:tc>
+          <w:tcPr>
+            <w:tcW w:w="0" w:type="auto"/>
+            <w:tcBorders>
+              <w:top w:val="single" w:sz="0" w:space="0" w:color="D3D3D3"/>
+              <w:left w:val="single" w:sz="0" w:space="0" w:color="D3D3D3"/>
+              <w:bottom w:val="single" w:sz="0" w:space="0" w:color="D3D3D3"/>
+              <w:right w:val="single" w:sz="0" w:space="0" w:color="D3D3D3"/>
+            </w:tcBorders>
+          </w:tcPr>
+          <w:p>
+            <w:pPr>
+              <w:keepNext/>
+              <w:spacing w:after="60"/>
+              <w:jc w:val="right"/>
+            </w:pPr>
+            <w:r>
+              <w:rPr>
+                <w:rFonts w:ascii="Calibri" w:hAnsi="Calibri"/>
+                <w:sz w:val="20"/>
+              </w:rPr>
+              <w:t>0.001</w:t>
+            </w:r>
+          </w:p>
+        </w:tc>
+      </w:tr>
+      <w:tr>
+        <w:trPr>
+          <w:cantSplit/>
+          <w:jc w:val="center"/>
+        </w:trPr>
+        <w:tc>
+          <w:tcPr>
+            <w:tcW w:w="0" w:type="auto"/>
+            <w:tcBorders>
+              <w:top w:val="single" w:sz="0" w:space="0" w:color="D3D3D3"/>
+              <w:left w:val="single" w:sz="0" w:space="0" w:color="D3D3D3"/>
+              <w:bottom w:val="single" w:sz="0" w:space="0" w:color="D3D3D3"/>
+              <w:right w:val="single" w:sz="0" w:space="0" w:color="D3D3D3"/>
+            </w:tcBorders>
+          </w:tcPr>
+          <w:p>
+            <w:pPr>
+              <w:keepNext/>
+              <w:spacing w:after="60"/>
+            </w:pPr>
+            <w:r>
+              <w:rPr>
+                <w:rFonts w:ascii="Calibri" w:hAnsi="Calibri"/>
+                <w:sz w:val="20"/>
+              </w:rPr>
+              <w:t>Imobiliário</w:t>
+            </w:r>
+          </w:p>
+        </w:tc>
+        <w:tc>
+          <w:tcPr>
+            <w:tcW w:w="0" w:type="auto"/>
+            <w:tcBorders>
+              <w:top w:val="single" w:sz="0" w:space="0" w:color="D3D3D3"/>
+              <w:left w:val="single" w:sz="0" w:space="0" w:color="D3D3D3"/>
+              <w:bottom w:val="single" w:sz="0" w:space="0" w:color="D3D3D3"/>
+              <w:right w:val="single" w:sz="0" w:space="0" w:color="D3D3D3"/>
+            </w:tcBorders>
+          </w:tcPr>
+          <w:p>
+            <w:pPr>
+              <w:keepNext/>
+              <w:spacing w:after="60"/>
+            </w:pPr>
+            <w:r>
+              <w:rPr>
+                <w:rFonts w:ascii="Calibri" w:hAnsi="Calibri"/>
+                <w:sz w:val="20"/>
+              </w:rPr>
               <w:t>Contábil</w:t>
             </w:r>
           </w:p>
@@ -1934,82 +2550,82 @@
                 <w:rFonts w:ascii="Calibri" w:hAnsi="Calibri"/>
                 <w:sz w:val="20"/>
               </w:rPr>
-              <w:t>1.000</w:t>
-            </w:r>
-          </w:p>
-        </w:tc>
-        <w:tc>
-          <w:tcPr>
-            <w:tcW w:w="0" w:type="auto"/>
-            <w:tcBorders>
-              <w:top w:val="single" w:sz="0" w:space="0" w:color="D3D3D3"/>
-              <w:left w:val="single" w:sz="0" w:space="0" w:color="D3D3D3"/>
-              <w:bottom w:val="single" w:sz="0" w:space="0" w:color="D3D3D3"/>
-              <w:right w:val="single" w:sz="0" w:space="0" w:color="D3D3D3"/>
-            </w:tcBorders>
-          </w:tcPr>
-          <w:p>
-            <w:pPr>
-              <w:keepNext/>
-              <w:spacing w:after="60"/>
-              <w:jc w:val="right"/>
-            </w:pPr>
-            <w:r>
-              <w:rPr>
-                <w:rFonts w:ascii="Calibri" w:hAnsi="Calibri"/>
-                <w:sz w:val="20"/>
-              </w:rPr>
-              <w:t>3</w:t>
-            </w:r>
-          </w:p>
-        </w:tc>
-        <w:tc>
-          <w:tcPr>
-            <w:tcW w:w="0" w:type="auto"/>
-            <w:tcBorders>
-              <w:top w:val="single" w:sz="0" w:space="0" w:color="D3D3D3"/>
-              <w:left w:val="single" w:sz="0" w:space="0" w:color="D3D3D3"/>
-              <w:bottom w:val="single" w:sz="0" w:space="0" w:color="D3D3D3"/>
-              <w:right w:val="single" w:sz="0" w:space="0" w:color="D3D3D3"/>
-            </w:tcBorders>
-          </w:tcPr>
-          <w:p>
-            <w:pPr>
-              <w:keepNext/>
-              <w:spacing w:after="60"/>
-              <w:jc w:val="right"/>
-            </w:pPr>
-            <w:r>
-              <w:rPr>
-                <w:rFonts w:ascii="Calibri" w:hAnsi="Calibri"/>
-                <w:sz w:val="20"/>
-              </w:rPr>
-              <w:t>1</w:t>
-            </w:r>
-          </w:p>
-        </w:tc>
-        <w:tc>
-          <w:tcPr>
-            <w:tcW w:w="0" w:type="auto"/>
-            <w:tcBorders>
-              <w:top w:val="single" w:sz="0" w:space="0" w:color="D3D3D3"/>
-              <w:left w:val="single" w:sz="0" w:space="0" w:color="D3D3D3"/>
-              <w:bottom w:val="single" w:sz="0" w:space="0" w:color="D3D3D3"/>
-              <w:right w:val="single" w:sz="0" w:space="0" w:color="D3D3D3"/>
-            </w:tcBorders>
-          </w:tcPr>
-          <w:p>
-            <w:pPr>
-              <w:keepNext/>
-              <w:spacing w:after="60"/>
-              <w:jc w:val="right"/>
-            </w:pPr>
-            <w:r>
-              <w:rPr>
-                <w:rFonts w:ascii="Calibri" w:hAnsi="Calibri"/>
-                <w:sz w:val="20"/>
-              </w:rPr>
-              <w:t>0.002</w:t>
+              <w:t>0.997</w:t>
+            </w:r>
+          </w:p>
+        </w:tc>
+        <w:tc>
+          <w:tcPr>
+            <w:tcW w:w="0" w:type="auto"/>
+            <w:tcBorders>
+              <w:top w:val="single" w:sz="0" w:space="0" w:color="D3D3D3"/>
+              <w:left w:val="single" w:sz="0" w:space="0" w:color="D3D3D3"/>
+              <w:bottom w:val="single" w:sz="0" w:space="0" w:color="D3D3D3"/>
+              <w:right w:val="single" w:sz="0" w:space="0" w:color="D3D3D3"/>
+            </w:tcBorders>
+          </w:tcPr>
+          <w:p>
+            <w:pPr>
+              <w:keepNext/>
+              <w:spacing w:after="60"/>
+              <w:jc w:val="right"/>
+            </w:pPr>
+            <w:r>
+              <w:rPr>
+                <w:rFonts w:ascii="Calibri" w:hAnsi="Calibri"/>
+                <w:sz w:val="20"/>
+              </w:rPr>
+              <w:t>4</w:t>
+            </w:r>
+          </w:p>
+        </w:tc>
+        <w:tc>
+          <w:tcPr>
+            <w:tcW w:w="0" w:type="auto"/>
+            <w:tcBorders>
+              <w:top w:val="single" w:sz="0" w:space="0" w:color="D3D3D3"/>
+              <w:left w:val="single" w:sz="0" w:space="0" w:color="D3D3D3"/>
+              <w:bottom w:val="single" w:sz="0" w:space="0" w:color="D3D3D3"/>
+              <w:right w:val="single" w:sz="0" w:space="0" w:color="D3D3D3"/>
+            </w:tcBorders>
+          </w:tcPr>
+          <w:p>
+            <w:pPr>
+              <w:keepNext/>
+              <w:spacing w:after="60"/>
+              <w:jc w:val="right"/>
+            </w:pPr>
+            <w:r>
+              <w:rPr>
+                <w:rFonts w:ascii="Calibri" w:hAnsi="Calibri"/>
+                <w:sz w:val="20"/>
+              </w:rPr>
+              <w:t>1.0000000</w:t>
+            </w:r>
+          </w:p>
+        </w:tc>
+        <w:tc>
+          <w:tcPr>
+            <w:tcW w:w="0" w:type="auto"/>
+            <w:tcBorders>
+              <w:top w:val="single" w:sz="0" w:space="0" w:color="D3D3D3"/>
+              <w:left w:val="single" w:sz="0" w:space="0" w:color="D3D3D3"/>
+              <w:bottom w:val="single" w:sz="0" w:space="0" w:color="D3D3D3"/>
+              <w:right w:val="single" w:sz="0" w:space="0" w:color="D3D3D3"/>
+            </w:tcBorders>
+          </w:tcPr>
+          <w:p>
+            <w:pPr>
+              <w:keepNext/>
+              <w:spacing w:after="60"/>
+              <w:jc w:val="right"/>
+            </w:pPr>
+            <w:r>
+              <w:rPr>
+                <w:rFonts w:ascii="Calibri" w:hAnsi="Calibri"/>
+                <w:sz w:val="20"/>
+              </w:rPr>
+              <w:t>0.001</w:t>
             </w:r>
           </w:p>
         </w:tc>
@@ -2037,7 +2653,7 @@
   <w:abstractNum w:abstractNumId="0" w15:restartNumberingAfterBreak="0">
     <w:nsid w:val="0000A990"/>
     <w:multiLevelType w:val="multilevel"/>
-    <w:tmpl w:val="C7B29A4C"/>
+    <w:tmpl w:val="222C49B4"/>
     <w:lvl w:ilvl="0">
       <w:numFmt w:val="bullet"/>
       <w:lvlText w:val=" "/>
@@ -2111,7 +2727,7 @@
       </w:pPr>
     </w:lvl>
   </w:abstractNum>
-  <w:num w:numId="1" w16cid:durableId="1994138472">
+  <w:num w:numId="1" w16cid:durableId="1932466876">
     <w:abstractNumId w:val="0"/>
   </w:num>
 </w:numbering>
